--- a/data/outputs/v2/Grade11/Biology/Quizzes/SS1.1_Taxonomy_I/Biology_G11_SS1.1_Taxonomy_I_L5_AnswerKey.docx
+++ b/data/outputs/v2/Grade11/Biology/Quizzes/SS1.1_Taxonomy_I/Biology_G11_SS1.1_Taxonomy_I_L5_AnswerKey.docx
@@ -1405,7 +1405,7 @@
         </w:rPr>
         <w:t xml:space="preserve">© 2026 SeaVuria and ARES. Aligned with KICD objectives. Developed by SeaVuria; technical implementation by ARES (with AI assistance from Claude). Licensed under </w:t>
       </w:r>
-      <w:hyperlink w:history="1" r:id="rIdh2jenjk_efxhsqmmbvhbd">
+      <w:hyperlink w:history="1" r:id="rIdjxh5teqssc5zkso_iqpty">
         <w:r>
           <w:rPr>
             <w:rFonts w:ascii="Arial" w:cs="Arial" w:eastAsia="Arial" w:hAnsi="Arial"/>
@@ -1426,7 +1426,7 @@
         </w:rPr>
         <w:t xml:space="preserve"> (</w:t>
       </w:r>
-      <w:hyperlink w:history="1" r:id="rIddga8lz1i9dj_plpuozlju">
+      <w:hyperlink w:history="1" r:id="rIde-3ao90jzqrgzwrhuqzuz">
         <w:r>
           <w:rPr>
             <w:rFonts w:ascii="Arial" w:cs="Arial" w:eastAsia="Arial" w:hAnsi="Arial"/>

--- a/data/outputs/v2/Grade11/Biology/Quizzes/SS1.1_Taxonomy_I/Biology_G11_SS1.1_Taxonomy_I_L5_AnswerKey.docx
+++ b/data/outputs/v2/Grade11/Biology/Quizzes/SS1.1_Taxonomy_I/Biology_G11_SS1.1_Taxonomy_I_L5_AnswerKey.docx
@@ -1405,7 +1405,7 @@
         </w:rPr>
         <w:t xml:space="preserve">© 2026 SeaVuria and ARES. Aligned with KICD objectives. Developed by SeaVuria; technical implementation by ARES (with AI assistance from Claude). Licensed under </w:t>
       </w:r>
-      <w:hyperlink w:history="1" r:id="rIdjxh5teqssc5zkso_iqpty">
+      <w:hyperlink w:history="1" r:id="rIdrbnmsvm1q-pzteezqs1ef">
         <w:r>
           <w:rPr>
             <w:rFonts w:ascii="Arial" w:cs="Arial" w:eastAsia="Arial" w:hAnsi="Arial"/>
@@ -1426,7 +1426,7 @@
         </w:rPr>
         <w:t xml:space="preserve"> (</w:t>
       </w:r>
-      <w:hyperlink w:history="1" r:id="rIde-3ao90jzqrgzwrhuqzuz">
+      <w:hyperlink w:history="1" r:id="rIdlqio6ioh7vwlqw78apo4s">
         <w:r>
           <w:rPr>
             <w:rFonts w:ascii="Arial" w:cs="Arial" w:eastAsia="Arial" w:hAnsi="Arial"/>
